--- a/src/SHM.AppWebHonorarioMedico/wwwroot/archivos/manuales/SHM_MUS_ModuloLiquidaciones.docx
+++ b/src/SHM.AppWebHonorarioMedico/wwwroot/archivos/manuales/SHM_MUS_ModuloLiquidaciones.docx
@@ -791,6 +791,12 @@
         </w:rPr>
         <w:lastRenderedPageBreak/>
         <w:t>HOJA DE CONTROL</w:t>
+      </w:r>
+      <w:r>
+        <w:rPr>
+          <w:lang w:val="es-PE"/>
+        </w:rPr>
+        <w:t xml:space="preserve"> </w:t>
       </w:r>
     </w:p>
     <w:p>
@@ -2886,11 +2892,19 @@
       <w:r>
         <w:t xml:space="preserve">. Adicionalmente, la columna </w:t>
       </w:r>
+      <w:proofErr w:type="spellStart"/>
       <w:r>
         <w:rPr>
           <w:rStyle w:val="Textoennegrita"/>
         </w:rPr>
-        <w:t>Cant. Facturas</w:t>
+        <w:t>Cant</w:t>
+      </w:r>
+      <w:proofErr w:type="spellEnd"/>
+      <w:r>
+        <w:rPr>
+          <w:rStyle w:val="Textoennegrita"/>
+        </w:rPr>
+        <w:t>. Facturas</w:t>
       </w:r>
       <w:r>
         <w:t xml:space="preserve"> incluye un botón que permite consultar el detalle de las facturas que componen cada liquidación</w:t>
